--- a/06_Client_Upload/Connection/00_START_HERE/Connection_Execution_Guide.docx
+++ b/06_Client_Upload/Connection/00_START_HERE/Connection_Execution_Guide.docx
@@ -545,7 +545,7 @@
                 <w:rFonts w:ascii="Calibri" w:hAnsi="Calibri"/>
                 <w:sz w:val="20"/>
               </w:rPr>
-              <w:t>Process Consultant</w:t>
+              <w:t>Process Consultant / BA (Scrum Master)</w:t>
             </w:r>
           </w:p>
         </w:tc>
@@ -576,7 +576,7 @@
                 <w:rFonts w:ascii="Calibri" w:hAnsi="Calibri"/>
                 <w:sz w:val="20"/>
               </w:rPr>
-              <w:t>Workshop Facilitation Guide; Workshop decks + Pre-Reads; Demo Scripts</w:t>
+              <w:t>Workshop Facilitation Guide; Workshop decks + Pre-Reads; Demo Scripts; Sprint Operating Kit</w:t>
             </w:r>
           </w:p>
         </w:tc>
@@ -607,7 +607,7 @@
                 <w:rFonts w:ascii="Calibri" w:hAnsi="Calibri"/>
                 <w:sz w:val="20"/>
               </w:rPr>
-              <w:t>Config User Stories; Sprint Demo template; Scope Notes; UAT scripts</w:t>
+              <w:t>Config User Stories; Sprint Demo template; Scope Notes; UAT scripts; runs ceremonies + owns velocity/burndown (SM hat)</w:t>
             </w:r>
           </w:p>
         </w:tc>
@@ -2426,19 +2426,6 @@
     </w:p>
     <w:p>
       <w:pPr>
-        <w:spacing w:after="160" w:before="0"/>
-      </w:pPr>
-      <w:r>
-        <w:rPr>
-          <w:rFonts w:ascii="Calibri" w:hAnsi="Calibri"/>
-          <w:color w:val="1A1A1A"/>
-          <w:sz w:val="22"/>
-        </w:rPr>
-        <w:t>UAT End-to-End Test Scripts trace directly back to the stories; the Story Coverage tab shows where each is validated.</w:t>
-      </w:r>
-    </w:p>
-    <w:p>
-      <w:pPr>
         <w:pBdr>
           <w:top w:val="single" w:sz="4" w:space="4" w:color="2E74B5"/>
           <w:left w:val="single" w:sz="4" w:space="4" w:color="2E74B5"/>
@@ -2455,7 +2442,7 @@
           <w:color w:val="0B1F3A"/>
           <w:sz w:val="20"/>
         </w:rPr>
-        <w:t>This library is a snapshot. The live, reproducible baseline lives in the ECS working framework; updates are made there and re-exported.</w:t>
+        <w:t>This library is a snapshot. The live, reproducible baseline lives in the ECS working framework; updates are made there and re-exported - do not edit these files directly.</w:t>
       </w:r>
     </w:p>
     <w:sectPr>
